--- a/public/Catherine Le_Resume.docx
+++ b/public/Catherine Le_Resume.docx
@@ -35,14 +35,10 @@
         <w:jc w:val="center"/>
         <w:rPr>
           <w:rFonts w:ascii="Times New Roman" w:hAnsi="Times New Roman" w:eastAsia="Times New Roman" w:cs="Times New Roman"/>
-          <w:b w:val="0"/>
-          <w:bCs w:val="0"/>
-          <w:color w:val="auto"/>
-          <w:sz w:val="22"/>
-          <w:szCs w:val="22"/>
-        </w:rPr>
-      </w:pPr>
-      <w:hyperlink r:id="R2c3e65587f3a4347">
+          <w:color w:val="auto"/>
+        </w:rPr>
+      </w:pPr>
+      <w:hyperlink r:id="R99ae9a0e86d64c04">
         <w:r>
           <w:rPr>
             <w:rFonts w:ascii="Times New Roman" w:hAnsi="Times New Roman" w:eastAsia="Times New Roman" w:cs="Times New Roman"/>
@@ -63,19 +59,59 @@
           <w:szCs w:val="22"/>
           <w:lang w:val="fr-FR"/>
         </w:rPr>
-        <w:t xml:space="preserve">​ | </w:t>
-      </w:r>
-      <w:r>
-        <w:rPr>
-          <w:rFonts w:ascii="Times New Roman" w:hAnsi="Times New Roman" w:eastAsia="Times New Roman" w:cs="Times New Roman"/>
-          <w:color w:val="auto" w:themeColor="text1" w:themeTint="FF" w:themeShade="FF"/>
+        <w:t xml:space="preserve">​ </w:t>
+      </w:r>
+      <w:r>
+        <w:rPr>
+          <w:rFonts w:ascii="Times New Roman" w:hAnsi="Times New Roman" w:eastAsia="Times New Roman" w:cs="Times New Roman"/>
+          <w:color w:val="auto"/>
           <w:sz w:val="22"/>
           <w:szCs w:val="22"/>
           <w:lang w:val="fr-FR"/>
         </w:rPr>
-        <w:t xml:space="preserve">(571) 232-5360 | </w:t>
-      </w:r>
-      <w:hyperlink r:id="Rddbb7452d42e409c">
+        <w:t>|</w:t>
+      </w:r>
+      <w:r>
+        <w:rPr>
+          <w:rFonts w:ascii="Times New Roman" w:hAnsi="Times New Roman" w:eastAsia="Times New Roman" w:cs="Times New Roman"/>
+          <w:color w:val="auto"/>
+          <w:sz w:val="22"/>
+          <w:szCs w:val="22"/>
+          <w:lang w:val="fr-FR"/>
+        </w:rPr>
+        <w:t xml:space="preserve"> </w:t>
+      </w:r>
+      <w:r>
+        <w:rPr>
+          <w:rFonts w:ascii="Times New Roman" w:hAnsi="Times New Roman" w:eastAsia="Times New Roman" w:cs="Times New Roman"/>
+          <w:color w:val="auto"/>
+          <w:sz w:val="22"/>
+          <w:szCs w:val="22"/>
+          <w:lang w:val="fr-FR"/>
+        </w:rPr>
+        <w:t xml:space="preserve">(571) 232-5360 </w:t>
+      </w:r>
+      <w:r>
+        <w:rPr>
+          <w:rFonts w:ascii="Times New Roman" w:hAnsi="Times New Roman" w:eastAsia="Times New Roman" w:cs="Times New Roman"/>
+          <w:color w:val="auto"/>
+          <w:sz w:val="22"/>
+          <w:szCs w:val="22"/>
+          <w:lang w:val="fr-FR"/>
+        </w:rPr>
+        <w:t>|</w:t>
+      </w:r>
+      <w:r>
+        <w:rPr>
+          <w:rFonts w:ascii="Times New Roman" w:hAnsi="Times New Roman" w:eastAsia="Times New Roman" w:cs="Times New Roman"/>
+          <w:color w:val="auto"/>
+          <w:sz w:val="22"/>
+          <w:szCs w:val="22"/>
+          <w:lang w:val="fr-FR"/>
+        </w:rPr>
+        <w:t xml:space="preserve"> </w:t>
+      </w:r>
+      <w:hyperlink r:id="Rda202ba8e6fa403f">
         <w:r>
           <w:rPr>
             <w:rStyle w:val="Hyperlink"/>
@@ -91,10 +127,30 @@
         </w:r>
       </w:hyperlink>
       <w:r>
-        <w:pict w14:anchorId="2B80DCB2">
-          <v:rect id="_x0000_i1026" style="width:0;height:1.5pt" o:hr="t" o:hrstd="t" o:hralign="center" fillcolor="#a0a0a0" stroked="f"/>
-        </w:pict>
-      </w:r>
+        <w:rPr>
+          <w:rFonts w:ascii="Times New Roman" w:hAnsi="Times New Roman" w:eastAsia="Times New Roman" w:cs="Times New Roman"/>
+          <w:b w:val="0"/>
+          <w:bCs w:val="0"/>
+          <w:color w:val="auto"/>
+          <w:sz w:val="22"/>
+          <w:szCs w:val="22"/>
+        </w:rPr>
+        <w:t xml:space="preserve"> | </w:t>
+      </w:r>
+      <w:hyperlink r:id="R718c807decfb4449">
+        <w:r>
+          <w:rPr>
+            <w:rStyle w:val="Hyperlink"/>
+            <w:rFonts w:ascii="Times New Roman" w:hAnsi="Times New Roman" w:eastAsia="Times New Roman" w:cs="Times New Roman"/>
+            <w:b w:val="0"/>
+            <w:bCs w:val="0"/>
+            <w:color w:val="auto"/>
+            <w:sz w:val="22"/>
+            <w:szCs w:val="22"/>
+          </w:rPr>
+          <w:t>GitHub</w:t>
+        </w:r>
+      </w:hyperlink>
     </w:p>
     <w:p>
       <w:pPr>
@@ -410,69 +466,17 @@
           <w:szCs w:val="20"/>
           <w:lang w:val="en-US"/>
         </w:rPr>
-        <w:t xml:space="preserve">Modernized client digital </w:t>
-      </w:r>
-      <w:r>
-        <w:rPr>
-          <w:rFonts w:ascii="Times New Roman" w:hAnsi="Times New Roman" w:eastAsia="Times New Roman" w:cs="Times New Roman"/>
-          <w:color w:val="auto"/>
-          <w:sz w:val="20"/>
-          <w:szCs w:val="20"/>
-          <w:lang w:val="en-US"/>
-        </w:rPr>
-        <w:t>presence by supporting the development of two fully accessible, responsive websites using React.js and WordPress, replacing outdated implementations to improve cross-device usability</w:t>
-      </w:r>
-      <w:r>
-        <w:rPr>
-          <w:rFonts w:ascii="Times New Roman" w:hAnsi="Times New Roman" w:eastAsia="Times New Roman" w:cs="Times New Roman"/>
-          <w:color w:val="auto"/>
-          <w:sz w:val="20"/>
-          <w:szCs w:val="20"/>
-          <w:lang w:val="en-US"/>
-        </w:rPr>
-        <w:t xml:space="preserve">, brand consistency, and performance. </w:t>
-      </w:r>
-    </w:p>
-    <w:p>
-      <w:pPr>
-        <w:pStyle w:val="ListParagraph"/>
-        <w:numPr>
-          <w:ilvl w:val="0"/>
-          <w:numId w:val="4"/>
-        </w:numPr>
-        <w:suppressLineNumbers w:val="0"/>
-        <w:shd w:val="clear" w:color="auto" w:fill="FFFFFF" w:themeFill="background1"/>
-        <w:bidi w:val="0"/>
-        <w:spacing w:before="0" w:beforeAutospacing="off" w:after="0" w:afterAutospacing="off" w:line="276" w:lineRule="auto"/>
-        <w:ind w:left="720" w:right="0" w:hanging="360"/>
-        <w:jc w:val="left"/>
-        <w:rPr>
-          <w:rFonts w:ascii="Times New Roman" w:hAnsi="Times New Roman" w:eastAsia="Times New Roman" w:cs="Times New Roman"/>
-          <w:color w:val="auto"/>
-          <w:sz w:val="20"/>
-          <w:szCs w:val="20"/>
-          <w:lang w:val="en-US"/>
-        </w:rPr>
-      </w:pPr>
-      <w:r>
-        <w:rPr>
-          <w:rFonts w:ascii="Times New Roman" w:hAnsi="Times New Roman" w:eastAsia="Times New Roman" w:cs="Times New Roman"/>
-          <w:color w:val="auto"/>
-          <w:sz w:val="20"/>
-          <w:szCs w:val="20"/>
-          <w:lang w:val="en-US"/>
-        </w:rPr>
-        <w:t xml:space="preserve">Conducted QA for a client-facing application portal built on </w:t>
-      </w:r>
-      <w:r>
-        <w:rPr>
-          <w:rFonts w:ascii="Times New Roman" w:hAnsi="Times New Roman" w:eastAsia="Times New Roman" w:cs="Times New Roman"/>
-          <w:color w:val="auto"/>
-          <w:sz w:val="20"/>
-          <w:szCs w:val="20"/>
-          <w:lang w:val="en-US"/>
-        </w:rPr>
-        <w:t>Microsoft Power Platform,</w:t>
+        <w:t xml:space="preserve">Developed and customized two WordPress websites for </w:t>
+      </w:r>
+      <w:r>
+        <w:rPr>
+          <w:rFonts w:ascii="Times New Roman" w:hAnsi="Times New Roman" w:eastAsia="Times New Roman" w:cs="Times New Roman"/>
+          <w:color w:val="auto"/>
+          <w:sz w:val="20"/>
+          <w:szCs w:val="20"/>
+          <w:lang w:val="en-US"/>
+        </w:rPr>
+        <w:t>two</w:t>
       </w:r>
       <w:r>
         <w:rPr>
@@ -492,37 +496,57 @@
           <w:szCs w:val="20"/>
           <w:lang w:val="en-US"/>
         </w:rPr>
-        <w:t>validating</w:t>
-      </w:r>
-      <w:r>
-        <w:rPr>
-          <w:rFonts w:ascii="Times New Roman" w:hAnsi="Times New Roman" w:eastAsia="Times New Roman" w:cs="Times New Roman"/>
-          <w:color w:val="auto"/>
-          <w:sz w:val="20"/>
-          <w:szCs w:val="20"/>
-          <w:lang w:val="en-US"/>
-        </w:rPr>
-        <w:t xml:space="preserve"> </w:t>
-      </w:r>
-      <w:r>
-        <w:rPr>
-          <w:rFonts w:ascii="Times New Roman" w:hAnsi="Times New Roman" w:eastAsia="Times New Roman" w:cs="Times New Roman"/>
-          <w:color w:val="auto"/>
-          <w:sz w:val="20"/>
-          <w:szCs w:val="20"/>
-          <w:lang w:val="en-US"/>
-        </w:rPr>
-        <w:t>functionality</w:t>
-      </w:r>
-      <w:r>
-        <w:rPr>
-          <w:rFonts w:ascii="Times New Roman" w:hAnsi="Times New Roman" w:eastAsia="Times New Roman" w:cs="Times New Roman"/>
-          <w:color w:val="auto"/>
-          <w:sz w:val="20"/>
-          <w:szCs w:val="20"/>
-          <w:lang w:val="en-US"/>
-        </w:rPr>
-        <w:t xml:space="preserve"> and UI/UX defects across user flows to ensure a stable, accessible release.</w:t>
+        <w:t>separate</w:t>
+      </w:r>
+      <w:r>
+        <w:rPr>
+          <w:rFonts w:ascii="Times New Roman" w:hAnsi="Times New Roman" w:eastAsia="Times New Roman" w:cs="Times New Roman"/>
+          <w:color w:val="auto"/>
+          <w:sz w:val="20"/>
+          <w:szCs w:val="20"/>
+          <w:lang w:val="en-US"/>
+        </w:rPr>
+        <w:t xml:space="preserve"> client</w:t>
+      </w:r>
+      <w:r>
+        <w:rPr>
+          <w:rFonts w:ascii="Times New Roman" w:hAnsi="Times New Roman" w:eastAsia="Times New Roman" w:cs="Times New Roman"/>
+          <w:color w:val="auto"/>
+          <w:sz w:val="20"/>
+          <w:szCs w:val="20"/>
+          <w:lang w:val="en-US"/>
+        </w:rPr>
+        <w:t xml:space="preserve"> engagements</w:t>
+      </w:r>
+      <w:r>
+        <w:rPr>
+          <w:rFonts w:ascii="Times New Roman" w:hAnsi="Times New Roman" w:eastAsia="Times New Roman" w:cs="Times New Roman"/>
+          <w:color w:val="auto"/>
+          <w:sz w:val="20"/>
+          <w:szCs w:val="20"/>
+          <w:lang w:val="en-US"/>
+        </w:rPr>
+        <w:t xml:space="preserve">, delivering responsive layouts, </w:t>
+      </w:r>
+      <w:r>
+        <w:rPr>
+          <w:rFonts w:ascii="Times New Roman" w:hAnsi="Times New Roman" w:eastAsia="Times New Roman" w:cs="Times New Roman"/>
+          <w:color w:val="auto"/>
+          <w:sz w:val="20"/>
+          <w:szCs w:val="20"/>
+          <w:lang w:val="en-US"/>
+        </w:rPr>
+        <w:t>component</w:t>
+      </w:r>
+      <w:r>
+        <w:rPr>
+          <w:rFonts w:ascii="Times New Roman" w:hAnsi="Times New Roman" w:eastAsia="Times New Roman" w:cs="Times New Roman"/>
+          <w:color w:val="auto"/>
+          <w:sz w:val="20"/>
+          <w:szCs w:val="20"/>
+          <w:lang w:val="en-US"/>
+        </w:rPr>
+        <w:t xml:space="preserve"> styling, and brand consistency.</w:t>
       </w:r>
     </w:p>
     <w:p>
@@ -550,115 +574,47 @@
           <w:szCs w:val="20"/>
           <w:lang w:val="en-US"/>
         </w:rPr>
-        <w:t>Established a consistent front-end QA framework across projects using ADO test plans and structured defect logging</w:t>
-      </w:r>
-      <w:r>
-        <w:rPr>
-          <w:rFonts w:ascii="Times New Roman" w:hAnsi="Times New Roman" w:eastAsia="Times New Roman" w:cs="Times New Roman"/>
-          <w:color w:val="auto"/>
-          <w:sz w:val="20"/>
-          <w:szCs w:val="20"/>
-          <w:lang w:val="en-US"/>
-        </w:rPr>
-        <w:t xml:space="preserve">, </w:t>
-      </w:r>
-      <w:r>
-        <w:rPr>
-          <w:rFonts w:ascii="Times New Roman" w:hAnsi="Times New Roman" w:eastAsia="Times New Roman" w:cs="Times New Roman"/>
-          <w:color w:val="auto"/>
-          <w:sz w:val="20"/>
-          <w:szCs w:val="20"/>
-          <w:lang w:val="en-US"/>
-        </w:rPr>
-        <w:t xml:space="preserve">surfacing 20+ UI/UX issues across React.js and </w:t>
-      </w:r>
-      <w:r>
-        <w:rPr>
-          <w:rFonts w:ascii="Times New Roman" w:hAnsi="Times New Roman" w:eastAsia="Times New Roman" w:cs="Times New Roman"/>
-          <w:color w:val="auto"/>
-          <w:sz w:val="20"/>
-          <w:szCs w:val="20"/>
-          <w:lang w:val="en-US"/>
-        </w:rPr>
-        <w:t>Power Platform</w:t>
-      </w:r>
-      <w:r>
-        <w:rPr>
-          <w:rFonts w:ascii="Times New Roman" w:hAnsi="Times New Roman" w:eastAsia="Times New Roman" w:cs="Times New Roman"/>
-          <w:color w:val="auto"/>
-          <w:sz w:val="20"/>
-          <w:szCs w:val="20"/>
-          <w:lang w:val="en-US"/>
-        </w:rPr>
-        <w:t xml:space="preserve"> deliverables</w:t>
-      </w:r>
-      <w:r>
-        <w:rPr>
-          <w:rFonts w:ascii="Times New Roman" w:hAnsi="Times New Roman" w:eastAsia="Times New Roman" w:cs="Times New Roman"/>
-          <w:color w:val="auto"/>
-          <w:sz w:val="20"/>
-          <w:szCs w:val="20"/>
-          <w:lang w:val="en-US"/>
-        </w:rPr>
-        <w:t>, and improving sprint predictability and release confidence</w:t>
-      </w:r>
-      <w:r>
-        <w:rPr>
-          <w:rFonts w:ascii="Times New Roman" w:hAnsi="Times New Roman" w:eastAsia="Times New Roman" w:cs="Times New Roman"/>
-          <w:color w:val="auto"/>
-          <w:sz w:val="20"/>
-          <w:szCs w:val="20"/>
-          <w:lang w:val="en-US"/>
-        </w:rPr>
-        <w:t>.</w:t>
-      </w:r>
-    </w:p>
-    <w:p>
-      <w:pPr>
-        <w:pStyle w:val="ListParagraph"/>
-        <w:numPr>
-          <w:ilvl w:val="0"/>
-          <w:numId w:val="4"/>
-        </w:numPr>
-        <w:shd w:val="clear" w:color="auto" w:fill="FFFFFF" w:themeFill="background1"/>
-        <w:spacing w:after="0" w:line="276" w:lineRule="auto"/>
-        <w:rPr>
-          <w:rFonts w:ascii="Times New Roman" w:hAnsi="Times New Roman" w:eastAsia="Times New Roman" w:cs="Times New Roman"/>
-          <w:color w:val="auto"/>
-          <w:sz w:val="20"/>
-          <w:szCs w:val="20"/>
-          <w:lang w:val="en-US"/>
-        </w:rPr>
-      </w:pPr>
-      <w:r>
-        <w:rPr>
-          <w:rFonts w:ascii="Times New Roman" w:hAnsi="Times New Roman" w:eastAsia="Times New Roman" w:cs="Times New Roman"/>
-          <w:color w:val="auto"/>
-          <w:sz w:val="20"/>
-          <w:szCs w:val="20"/>
-          <w:lang w:val="en-US"/>
-        </w:rPr>
-        <w:t>Completed an internal EY training program in HTML/CSS, JavaScript, React</w:t>
-      </w:r>
-      <w:r>
-        <w:rPr>
-          <w:rFonts w:ascii="Times New Roman" w:hAnsi="Times New Roman" w:eastAsia="Times New Roman" w:cs="Times New Roman"/>
-          <w:color w:val="auto"/>
-          <w:sz w:val="20"/>
-          <w:szCs w:val="20"/>
-          <w:lang w:val="en-US"/>
-        </w:rPr>
-        <w:t>.js</w:t>
-      </w:r>
-      <w:r>
-        <w:rPr>
-          <w:rFonts w:ascii="Times New Roman" w:hAnsi="Times New Roman" w:eastAsia="Times New Roman" w:cs="Times New Roman"/>
-          <w:color w:val="auto"/>
-          <w:sz w:val="20"/>
-          <w:szCs w:val="20"/>
-          <w:lang w:val="en-US"/>
-        </w:rPr>
-        <w:t>, Java, and MySQL, applying skills directly to client-facing front-end development projects.</w:t>
+        <w:t xml:space="preserve">Established a reusable front-end QA framework for a Power Platform </w:t>
+      </w:r>
+      <w:r>
+        <w:rPr>
+          <w:rFonts w:ascii="Times New Roman" w:hAnsi="Times New Roman" w:eastAsia="Times New Roman" w:cs="Times New Roman"/>
+          <w:color w:val="auto"/>
+          <w:sz w:val="20"/>
+          <w:szCs w:val="20"/>
+          <w:lang w:val="en-US"/>
+        </w:rPr>
+        <w:t xml:space="preserve">client </w:t>
+      </w:r>
+      <w:r>
+        <w:rPr>
+          <w:rFonts w:ascii="Times New Roman" w:hAnsi="Times New Roman" w:eastAsia="Times New Roman" w:cs="Times New Roman"/>
+          <w:color w:val="auto"/>
+          <w:sz w:val="20"/>
+          <w:szCs w:val="20"/>
+          <w:lang w:val="en-US"/>
+        </w:rPr>
+        <w:t xml:space="preserve">portal, </w:t>
+      </w:r>
+      <w:r>
+        <w:rPr>
+          <w:rFonts w:ascii="Times New Roman" w:hAnsi="Times New Roman" w:eastAsia="Times New Roman" w:cs="Times New Roman"/>
+          <w:color w:val="auto"/>
+          <w:sz w:val="20"/>
+          <w:szCs w:val="20"/>
+          <w:lang w:val="en-US"/>
+        </w:rPr>
+        <w:t>authoring</w:t>
+      </w:r>
+      <w:r>
+        <w:rPr>
+          <w:rFonts w:ascii="Times New Roman" w:hAnsi="Times New Roman" w:eastAsia="Times New Roman" w:cs="Times New Roman"/>
+          <w:color w:val="auto"/>
+          <w:sz w:val="20"/>
+          <w:szCs w:val="20"/>
+          <w:lang w:val="en-US"/>
+        </w:rPr>
+        <w:t xml:space="preserve"> and executing 30+ test cases to log and resolve 20+ UI/UX, functional, and accessibility defects pre-launch.</w:t>
       </w:r>
     </w:p>
     <w:p>
@@ -695,21 +651,64 @@
         </w:numPr>
         <w:shd w:val="clear" w:color="auto" w:fill="FFFFFF" w:themeFill="background1"/>
         <w:spacing w:after="0" w:line="276" w:lineRule="auto"/>
-        <w:rPr>
-          <w:rFonts w:ascii="Times New Roman" w:hAnsi="Times New Roman" w:eastAsia="Times New Roman" w:cs="Times New Roman"/>
-          <w:color w:val="auto"/>
-          <w:sz w:val="20"/>
-          <w:szCs w:val="20"/>
-        </w:rPr>
-      </w:pPr>
-      <w:r>
-        <w:rPr>
-          <w:rFonts w:ascii="Times New Roman" w:hAnsi="Times New Roman" w:eastAsia="Times New Roman" w:cs="Times New Roman"/>
-          <w:color w:val="auto"/>
-          <w:sz w:val="20"/>
-          <w:szCs w:val="20"/>
-        </w:rPr>
-        <w:t xml:space="preserve">Streamlined PMO operations and cloud onboarding by managing documentation, tracking deliverables, and supporting 160+ users through training and troubleshooting, improving alignment and operational efficiency. </w:t>
+        <w:ind/>
+        <w:rPr>
+          <w:rFonts w:ascii="Times New Roman" w:hAnsi="Times New Roman" w:eastAsia="Times New Roman" w:cs="Times New Roman"/>
+          <w:color w:val="auto"/>
+          <w:sz w:val="20"/>
+          <w:szCs w:val="20"/>
+          <w:lang w:val="en-US"/>
+        </w:rPr>
+      </w:pPr>
+      <w:r>
+        <w:rPr>
+          <w:rFonts w:ascii="Times New Roman" w:hAnsi="Times New Roman" w:eastAsia="Times New Roman" w:cs="Times New Roman"/>
+          <w:color w:val="auto"/>
+          <w:sz w:val="20"/>
+          <w:szCs w:val="20"/>
+          <w:lang w:val="en-US"/>
+        </w:rPr>
+        <w:t>Authored 50+ user stories, technical requirements, and acceptance criteria in ADO for a dedicated project management engagement with a 10-person Agile team</w:t>
+      </w:r>
+      <w:r>
+        <w:rPr>
+          <w:rFonts w:ascii="Times New Roman" w:hAnsi="Times New Roman" w:eastAsia="Times New Roman" w:cs="Times New Roman"/>
+          <w:color w:val="auto"/>
+          <w:sz w:val="20"/>
+          <w:szCs w:val="20"/>
+          <w:lang w:val="en-US"/>
+        </w:rPr>
+        <w:t xml:space="preserve"> across both the Power Platform portal and dedicated </w:t>
+      </w:r>
+      <w:r>
+        <w:rPr>
+          <w:rFonts w:ascii="Times New Roman" w:hAnsi="Times New Roman" w:eastAsia="Times New Roman" w:cs="Times New Roman"/>
+          <w:color w:val="auto"/>
+          <w:sz w:val="20"/>
+          <w:szCs w:val="20"/>
+          <w:lang w:val="en-US"/>
+        </w:rPr>
+        <w:t>PMO</w:t>
+      </w:r>
+      <w:r>
+        <w:rPr>
+          <w:rFonts w:ascii="Times New Roman" w:hAnsi="Times New Roman" w:eastAsia="Times New Roman" w:cs="Times New Roman"/>
+          <w:color w:val="auto"/>
+          <w:sz w:val="20"/>
+          <w:szCs w:val="20"/>
+          <w:lang w:val="en-US"/>
+        </w:rPr>
+        <w:t xml:space="preserve"> engagement</w:t>
+      </w:r>
+      <w:r>
+        <w:rPr>
+          <w:rFonts w:ascii="Times New Roman" w:hAnsi="Times New Roman" w:eastAsia="Times New Roman" w:cs="Times New Roman"/>
+          <w:color w:val="auto"/>
+          <w:sz w:val="20"/>
+          <w:szCs w:val="20"/>
+          <w:lang w:val="en-US"/>
+        </w:rPr>
+        <w:t>.</w:t>
       </w:r>
     </w:p>
     <w:p>
@@ -721,85 +720,58 @@
         </w:numPr>
         <w:shd w:val="clear" w:color="auto" w:fill="FFFFFF" w:themeFill="background1"/>
         <w:spacing w:after="0" w:line="276" w:lineRule="auto"/>
-        <w:rPr>
-          <w:rFonts w:ascii="Times New Roman" w:hAnsi="Times New Roman" w:eastAsia="Times New Roman" w:cs="Times New Roman"/>
-          <w:color w:val="auto"/>
-          <w:sz w:val="20"/>
-          <w:szCs w:val="20"/>
-          <w:lang w:val="en-US"/>
-        </w:rPr>
-      </w:pPr>
-      <w:r>
-        <w:rPr>
-          <w:rFonts w:ascii="Times New Roman" w:hAnsi="Times New Roman" w:eastAsia="Times New Roman" w:cs="Times New Roman"/>
-          <w:b w:val="0"/>
-          <w:bCs w:val="0"/>
-          <w:color w:val="auto"/>
-          <w:sz w:val="20"/>
-          <w:szCs w:val="20"/>
-          <w:lang w:val="en-US"/>
-        </w:rPr>
-        <w:t xml:space="preserve">Bridged business and technology by </w:t>
-      </w:r>
-      <w:r>
-        <w:rPr>
-          <w:rFonts w:ascii="Times New Roman" w:hAnsi="Times New Roman" w:eastAsia="Times New Roman" w:cs="Times New Roman"/>
-          <w:color w:val="auto"/>
-          <w:sz w:val="20"/>
-          <w:szCs w:val="20"/>
-          <w:lang w:val="en-US"/>
-        </w:rPr>
-        <w:t>translating client challenges into actionable technical requirements, partnering with stakeholders to align delivery priorities and scope within ADO Boards.</w:t>
+        <w:ind/>
+        <w:rPr>
+          <w:rFonts w:ascii="Times New Roman" w:hAnsi="Times New Roman" w:eastAsia="Times New Roman" w:cs="Times New Roman"/>
+          <w:color w:val="auto" w:themeColor="text1" w:themeTint="FF" w:themeShade="FF"/>
+          <w:sz w:val="20"/>
+          <w:szCs w:val="20"/>
+          <w:lang w:val="en-US"/>
+        </w:rPr>
+      </w:pPr>
+      <w:r>
+        <w:rPr>
+          <w:rFonts w:ascii="Times New Roman" w:hAnsi="Times New Roman" w:eastAsia="Times New Roman" w:cs="Times New Roman"/>
+          <w:color w:val="auto"/>
+          <w:sz w:val="20"/>
+          <w:szCs w:val="20"/>
+          <w:lang w:val="en-US"/>
+        </w:rPr>
+        <w:t xml:space="preserve">Streamlined PMO operations and cloud onboarding </w:t>
+      </w:r>
+      <w:r>
+        <w:rPr>
+          <w:rFonts w:ascii="Times New Roman" w:hAnsi="Times New Roman" w:eastAsia="Times New Roman" w:cs="Times New Roman"/>
+          <w:color w:val="auto"/>
+          <w:sz w:val="20"/>
+          <w:szCs w:val="20"/>
+          <w:lang w:val="en-US"/>
+        </w:rPr>
+        <w:t xml:space="preserve">for a dedicated project management engagement </w:t>
+      </w:r>
+      <w:r>
+        <w:rPr>
+          <w:rFonts w:ascii="Times New Roman" w:hAnsi="Times New Roman" w:eastAsia="Times New Roman" w:cs="Times New Roman"/>
+          <w:color w:val="auto"/>
+          <w:sz w:val="20"/>
+          <w:szCs w:val="20"/>
+          <w:lang w:val="en-US"/>
+        </w:rPr>
+        <w:t xml:space="preserve">by managing documentation, tracking deliverables, and supporting 160+ users through training and troubleshooting, improving alignment and operational efficiency. </w:t>
       </w:r>
     </w:p>
     <w:p>
       <w:pPr>
-        <w:pStyle w:val="ListParagraph"/>
-        <w:numPr>
-          <w:ilvl w:val="0"/>
-          <w:numId w:val="5"/>
-        </w:numPr>
+        <w:pStyle w:val="Normal"/>
         <w:shd w:val="clear" w:color="auto" w:fill="FFFFFF" w:themeFill="background1"/>
         <w:spacing w:after="0" w:line="276" w:lineRule="auto"/>
-        <w:rPr>
-          <w:rFonts w:ascii="Times New Roman" w:hAnsi="Times New Roman" w:eastAsia="Times New Roman" w:cs="Times New Roman"/>
-          <w:color w:val="auto"/>
-          <w:sz w:val="20"/>
-          <w:szCs w:val="20"/>
-          <w:lang w:val="en-US"/>
-        </w:rPr>
-      </w:pPr>
-      <w:r>
-        <w:rPr>
-          <w:rFonts w:ascii="Times New Roman" w:hAnsi="Times New Roman" w:eastAsia="Times New Roman" w:cs="Times New Roman"/>
-          <w:color w:val="auto"/>
-          <w:sz w:val="20"/>
-          <w:szCs w:val="20"/>
-          <w:lang w:val="en-US"/>
-        </w:rPr>
-        <w:t>Drove requirements definition within a 10-person Agile team, authoring 50+ user stories, technical requirements, and acceptance criteria in ADO Boards across sprint planning, stand-ups, and backlog refinement to improve delivery consistency and maintainability</w:t>
-      </w:r>
-      <w:r>
-        <w:rPr>
-          <w:rFonts w:ascii="Times New Roman" w:hAnsi="Times New Roman" w:eastAsia="Times New Roman" w:cs="Times New Roman"/>
-          <w:color w:val="auto"/>
-          <w:sz w:val="20"/>
-          <w:szCs w:val="20"/>
-          <w:lang w:val="en-US"/>
-        </w:rPr>
-        <w:t>.</w:t>
-      </w:r>
-    </w:p>
-    <w:p>
-      <w:pPr>
-        <w:shd w:val="clear" w:color="auto" w:fill="FFFFFF" w:themeFill="background1"/>
-        <w:spacing w:after="0" w:line="276" w:lineRule="auto"/>
-        <w:ind w:left="720"/>
-        <w:rPr>
-          <w:rFonts w:ascii="Times New Roman" w:hAnsi="Times New Roman" w:eastAsia="Times New Roman" w:cs="Times New Roman"/>
-          <w:color w:val="auto" w:themeColor="text1" w:themeTint="FF" w:themeShade="FF"/>
-          <w:sz w:val="20"/>
-          <w:szCs w:val="20"/>
+        <w:ind w:left="0"/>
+        <w:rPr>
+          <w:rFonts w:ascii="Times New Roman" w:hAnsi="Times New Roman" w:eastAsia="Times New Roman" w:cs="Times New Roman"/>
+          <w:color w:val="auto"/>
+          <w:sz w:val="20"/>
+          <w:szCs w:val="20"/>
+          <w:lang w:val="en-US"/>
         </w:rPr>
       </w:pPr>
     </w:p>
@@ -1030,86 +1002,21 @@
           <w:ilvl w:val="0"/>
           <w:numId w:val="6"/>
         </w:numPr>
-        <w:shd w:val="clear" w:color="auto" w:fill="FFFFFF" w:themeFill="background1"/>
-        <w:spacing w:after="0" w:line="276" w:lineRule="auto"/>
-        <w:ind w:right="-720"/>
-        <w:rPr>
-          <w:rFonts w:ascii="Times New Roman" w:hAnsi="Times New Roman" w:eastAsia="Times New Roman" w:cs="Times New Roman"/>
-          <w:color w:val="auto"/>
-          <w:sz w:val="20"/>
-          <w:szCs w:val="20"/>
-          <w:lang w:val="en-US"/>
-        </w:rPr>
-      </w:pPr>
-      <w:r>
-        <w:rPr>
-          <w:rFonts w:ascii="Times New Roman" w:hAnsi="Times New Roman" w:eastAsia="Times New Roman" w:cs="Times New Roman"/>
-          <w:color w:val="auto"/>
-          <w:sz w:val="20"/>
-          <w:szCs w:val="20"/>
-          <w:lang w:val="en-US"/>
-        </w:rPr>
-        <w:t xml:space="preserve">Transitioned </w:t>
-      </w:r>
-      <w:r>
-        <w:rPr>
-          <w:rFonts w:ascii="Times New Roman" w:hAnsi="Times New Roman" w:eastAsia="Times New Roman" w:cs="Times New Roman"/>
-          <w:color w:val="auto"/>
-          <w:sz w:val="20"/>
-          <w:szCs w:val="20"/>
-          <w:lang w:val="en-US"/>
-        </w:rPr>
-        <w:t xml:space="preserve">risk reporting from manual to automated Power BI data refreshes, </w:t>
-      </w:r>
-      <w:r>
-        <w:rPr>
-          <w:rFonts w:ascii="Times New Roman" w:hAnsi="Times New Roman" w:eastAsia="Times New Roman" w:cs="Times New Roman"/>
-          <w:color w:val="auto"/>
-          <w:sz w:val="20"/>
-          <w:szCs w:val="20"/>
-          <w:lang w:val="en-US"/>
-        </w:rPr>
-        <w:t>establishing</w:t>
-      </w:r>
-      <w:r>
-        <w:rPr>
-          <w:rFonts w:ascii="Times New Roman" w:hAnsi="Times New Roman" w:eastAsia="Times New Roman" w:cs="Times New Roman"/>
-          <w:color w:val="auto"/>
-          <w:sz w:val="20"/>
-          <w:szCs w:val="20"/>
-          <w:lang w:val="en-US"/>
-        </w:rPr>
-        <w:t xml:space="preserve"> weekly update cadence that ensured stakeholders always had</w:t>
-      </w:r>
-      <w:r>
-        <w:rPr>
-          <w:rFonts w:ascii="Times New Roman" w:hAnsi="Times New Roman" w:eastAsia="Times New Roman" w:cs="Times New Roman"/>
-          <w:color w:val="auto"/>
-          <w:sz w:val="20"/>
-          <w:szCs w:val="20"/>
-          <w:lang w:val="en-US"/>
-        </w:rPr>
-        <w:t xml:space="preserve"> </w:t>
-      </w:r>
-      <w:r>
-        <w:rPr>
-          <w:rFonts w:ascii="Times New Roman" w:hAnsi="Times New Roman" w:eastAsia="Times New Roman" w:cs="Times New Roman"/>
-          <w:color w:val="auto"/>
-          <w:sz w:val="20"/>
-          <w:szCs w:val="20"/>
-          <w:lang w:val="en-US"/>
-        </w:rPr>
-        <w:t>accurate</w:t>
-      </w:r>
-      <w:r>
-        <w:rPr>
-          <w:rFonts w:ascii="Times New Roman" w:hAnsi="Times New Roman" w:eastAsia="Times New Roman" w:cs="Times New Roman"/>
-          <w:color w:val="auto"/>
-          <w:sz w:val="20"/>
-          <w:szCs w:val="20"/>
-          <w:lang w:val="en-US"/>
-        </w:rPr>
-        <w:t>, up-to-date insights.</w:t>
+        <w:rPr>
+          <w:rFonts w:ascii="Times New Roman" w:hAnsi="Times New Roman" w:eastAsia="Times New Roman" w:cs="Times New Roman"/>
+          <w:noProof w:val="0"/>
+          <w:color w:val="auto"/>
+          <w:lang w:val="en-US"/>
+        </w:rPr>
+      </w:pPr>
+      <w:r>
+        <w:rPr>
+          <w:rFonts w:ascii="Times New Roman" w:hAnsi="Times New Roman" w:eastAsia="Times New Roman" w:cs="Times New Roman"/>
+          <w:noProof w:val="0"/>
+          <w:color w:val="auto"/>
+          <w:lang w:val="en-US"/>
+        </w:rPr>
+        <w:t>Designed key pages of a Mortgage Risk Power BI dashboard in collaboration with a supervisor, pulling from SQL and SharePoint Lists to deliver accurate, timely risk insights to stakeholders.</w:t>
       </w:r>
     </w:p>
     <w:p>
@@ -1119,135 +1026,57 @@
           <w:ilvl w:val="0"/>
           <w:numId w:val="6"/>
         </w:numPr>
-        <w:spacing w:after="0" w:line="276" w:lineRule="auto"/>
-        <w:ind/>
-        <w:rPr>
-          <w:rFonts w:ascii="Times New Roman" w:hAnsi="Times New Roman" w:eastAsia="Times New Roman" w:cs="Times New Roman"/>
-          <w:color w:val="auto"/>
-          <w:sz w:val="20"/>
-          <w:szCs w:val="20"/>
-          <w:lang w:val="en-US"/>
-        </w:rPr>
-      </w:pPr>
-      <w:r>
-        <w:rPr>
-          <w:rFonts w:ascii="Times New Roman" w:hAnsi="Times New Roman" w:eastAsia="Times New Roman" w:cs="Times New Roman"/>
-          <w:color w:val="auto"/>
-          <w:sz w:val="20"/>
-          <w:szCs w:val="20"/>
-          <w:lang w:val="en-US"/>
-        </w:rPr>
-        <w:t xml:space="preserve">Transformed risk visibility for 20+ stakeholders by integrating 4+ </w:t>
-      </w:r>
-      <w:r>
-        <w:rPr>
-          <w:rFonts w:ascii="Times New Roman" w:hAnsi="Times New Roman" w:eastAsia="Times New Roman" w:cs="Times New Roman"/>
-          <w:color w:val="auto"/>
-          <w:sz w:val="20"/>
-          <w:szCs w:val="20"/>
-          <w:lang w:val="en-US"/>
-        </w:rPr>
-        <w:t xml:space="preserve">SQL </w:t>
-      </w:r>
-      <w:r>
-        <w:rPr>
-          <w:rFonts w:ascii="Times New Roman" w:hAnsi="Times New Roman" w:eastAsia="Times New Roman" w:cs="Times New Roman"/>
-          <w:color w:val="auto"/>
-          <w:sz w:val="20"/>
-          <w:szCs w:val="20"/>
-          <w:lang w:val="en-US"/>
-        </w:rPr>
-        <w:t xml:space="preserve">data sources </w:t>
-      </w:r>
-      <w:r>
-        <w:rPr>
-          <w:rFonts w:ascii="Times New Roman" w:hAnsi="Times New Roman" w:eastAsia="Times New Roman" w:cs="Times New Roman"/>
-          <w:color w:val="auto"/>
-          <w:sz w:val="20"/>
-          <w:szCs w:val="20"/>
-          <w:lang w:val="en-US"/>
-        </w:rPr>
-        <w:t xml:space="preserve">and </w:t>
-      </w:r>
-      <w:r>
-        <w:rPr>
-          <w:rFonts w:ascii="Times New Roman" w:hAnsi="Times New Roman" w:eastAsia="Times New Roman" w:cs="Times New Roman"/>
-          <w:color w:val="auto"/>
-          <w:sz w:val="20"/>
-          <w:szCs w:val="20"/>
-          <w:lang w:val="en-US"/>
-        </w:rPr>
-        <w:t xml:space="preserve">SharePoint </w:t>
-      </w:r>
-      <w:r>
-        <w:rPr>
-          <w:rFonts w:ascii="Times New Roman" w:hAnsi="Times New Roman" w:eastAsia="Times New Roman" w:cs="Times New Roman"/>
-          <w:color w:val="auto"/>
-          <w:sz w:val="20"/>
-          <w:szCs w:val="20"/>
-          <w:lang w:val="en-US"/>
-        </w:rPr>
-        <w:t>List</w:t>
-      </w:r>
-      <w:r>
-        <w:rPr>
-          <w:rFonts w:ascii="Times New Roman" w:hAnsi="Times New Roman" w:eastAsia="Times New Roman" w:cs="Times New Roman"/>
-          <w:color w:val="auto"/>
-          <w:sz w:val="20"/>
-          <w:szCs w:val="20"/>
-          <w:lang w:val="en-US"/>
-        </w:rPr>
-        <w:t>s</w:t>
-      </w:r>
-      <w:r>
-        <w:rPr>
-          <w:rFonts w:ascii="Times New Roman" w:hAnsi="Times New Roman" w:eastAsia="Times New Roman" w:cs="Times New Roman"/>
-          <w:color w:val="auto"/>
-          <w:sz w:val="20"/>
-          <w:szCs w:val="20"/>
-          <w:lang w:val="en-US"/>
-        </w:rPr>
-        <w:t xml:space="preserve"> into Power BI dashboards</w:t>
-      </w:r>
-      <w:r>
-        <w:rPr>
-          <w:rFonts w:ascii="Times New Roman" w:hAnsi="Times New Roman" w:eastAsia="Times New Roman" w:cs="Times New Roman"/>
-          <w:color w:val="auto"/>
-          <w:sz w:val="20"/>
-          <w:szCs w:val="20"/>
-          <w:lang w:val="en-US"/>
-        </w:rPr>
-        <w:t xml:space="preserve">, delivering real-time, </w:t>
-      </w:r>
-      <w:r>
-        <w:rPr>
-          <w:rFonts w:ascii="Times New Roman" w:hAnsi="Times New Roman" w:eastAsia="Times New Roman" w:cs="Times New Roman"/>
-          <w:color w:val="auto"/>
-          <w:sz w:val="20"/>
-          <w:szCs w:val="20"/>
-          <w:lang w:val="en-US"/>
-        </w:rPr>
-        <w:t>accurate</w:t>
-      </w:r>
-      <w:r>
-        <w:rPr>
-          <w:rFonts w:ascii="Times New Roman" w:hAnsi="Times New Roman" w:eastAsia="Times New Roman" w:cs="Times New Roman"/>
-          <w:color w:val="auto"/>
-          <w:sz w:val="20"/>
-          <w:szCs w:val="20"/>
-          <w:lang w:val="en-US"/>
-        </w:rPr>
-        <w:t xml:space="preserve"> insights for </w:t>
-      </w:r>
-      <w:r>
-        <w:rPr>
-          <w:rFonts w:ascii="Times New Roman" w:hAnsi="Times New Roman" w:eastAsia="Times New Roman" w:cs="Times New Roman"/>
-          <w:color w:val="auto"/>
-          <w:sz w:val="20"/>
-          <w:szCs w:val="20"/>
-          <w:lang w:val="en-US"/>
-        </w:rPr>
-        <w:t>decision-making.</w:t>
+        <w:rPr>
+          <w:rFonts w:ascii="Times New Roman" w:hAnsi="Times New Roman" w:eastAsia="Times New Roman" w:cs="Times New Roman"/>
+          <w:noProof w:val="0"/>
+          <w:color w:val="auto"/>
+          <w:lang w:val="en-US"/>
+        </w:rPr>
+      </w:pPr>
+      <w:r>
+        <w:rPr>
+          <w:rFonts w:ascii="Times New Roman" w:hAnsi="Times New Roman" w:eastAsia="Times New Roman" w:cs="Times New Roman"/>
+          <w:noProof w:val="0"/>
+          <w:color w:val="auto"/>
+          <w:lang w:val="en-US"/>
+        </w:rPr>
+        <w:t xml:space="preserve">Served as primary maintainer of the </w:t>
+      </w:r>
+      <w:r>
+        <w:rPr>
+          <w:rFonts w:ascii="Times New Roman" w:hAnsi="Times New Roman" w:eastAsia="Times New Roman" w:cs="Times New Roman"/>
+          <w:noProof w:val="0"/>
+          <w:color w:val="auto"/>
+          <w:lang w:val="en-US"/>
+        </w:rPr>
+        <w:t xml:space="preserve">dashboard, which drew on </w:t>
+      </w:r>
+      <w:r>
+        <w:rPr>
+          <w:rFonts w:ascii="Times New Roman" w:hAnsi="Times New Roman" w:eastAsia="Times New Roman" w:cs="Times New Roman"/>
+          <w:noProof w:val="0"/>
+          <w:color w:val="auto"/>
+          <w:lang w:val="en-US"/>
+        </w:rPr>
+        <w:t>4+ SQL</w:t>
+      </w:r>
+      <w:r>
+        <w:rPr>
+          <w:rFonts w:ascii="Times New Roman" w:hAnsi="Times New Roman" w:eastAsia="Times New Roman" w:cs="Times New Roman"/>
+          <w:noProof w:val="0"/>
+          <w:color w:val="auto"/>
+          <w:lang w:val="en-US"/>
+        </w:rPr>
+        <w:t xml:space="preserve"> sources and SharePoint Lists and served 20+ stakeholders, applying version control and structured request management</w:t>
+      </w:r>
+      <w:r>
+        <w:rPr>
+          <w:rFonts w:ascii="Times New Roman" w:hAnsi="Times New Roman" w:eastAsia="Times New Roman" w:cs="Times New Roman"/>
+          <w:noProof w:val="0"/>
+          <w:color w:val="auto"/>
+          <w:lang w:val="en-US"/>
+        </w:rPr>
+        <w:t>.</w:t>
       </w:r>
     </w:p>
     <w:p>
@@ -1257,37 +1086,220 @@
           <w:ilvl w:val="0"/>
           <w:numId w:val="6"/>
         </w:numPr>
-        <w:spacing w:after="0" w:line="276" w:lineRule="auto"/>
-        <w:ind/>
-        <w:rPr>
-          <w:rFonts w:ascii="Times New Roman" w:hAnsi="Times New Roman" w:eastAsia="Times New Roman" w:cs="Times New Roman"/>
-          <w:color w:val="auto"/>
-          <w:lang w:val="en-US"/>
-        </w:rPr>
-      </w:pPr>
-      <w:r>
-        <w:rPr>
-          <w:rFonts w:ascii="Times New Roman" w:hAnsi="Times New Roman" w:eastAsia="Times New Roman" w:cs="Times New Roman"/>
-          <w:color w:val="auto"/>
-          <w:lang w:val="en-US"/>
-        </w:rPr>
-        <w:t xml:space="preserve">Established a centralized reporting source of truth for leadership by </w:t>
-      </w:r>
-      <w:r>
-        <w:rPr>
-          <w:rFonts w:ascii="Times New Roman" w:hAnsi="Times New Roman" w:eastAsia="Times New Roman" w:cs="Times New Roman"/>
-          <w:color w:val="auto"/>
-          <w:lang w:val="en-US"/>
-        </w:rPr>
-        <w:t>maintaining</w:t>
-      </w:r>
-      <w:r>
-        <w:rPr>
-          <w:rFonts w:ascii="Times New Roman" w:hAnsi="Times New Roman" w:eastAsia="Times New Roman" w:cs="Times New Roman"/>
-          <w:color w:val="auto"/>
-          <w:lang w:val="en-US"/>
-        </w:rPr>
-        <w:t xml:space="preserve"> Mortgage Risk dashboards with version control and structured request management, ensuring data consistency and stakeholder trust.</w:t>
+        <w:spacing w:before="0" w:beforeAutospacing="off" w:after="240" w:afterAutospacing="off"/>
+        <w:rPr>
+          <w:rFonts w:ascii="Times New Roman" w:hAnsi="Times New Roman" w:eastAsia="Times New Roman" w:cs="Times New Roman"/>
+          <w:noProof w:val="0"/>
+          <w:color w:val="auto"/>
+          <w:lang w:val="en-US"/>
+        </w:rPr>
+      </w:pPr>
+      <w:r>
+        <w:rPr>
+          <w:rFonts w:ascii="Times New Roman" w:hAnsi="Times New Roman" w:eastAsia="Times New Roman" w:cs="Times New Roman"/>
+          <w:noProof w:val="0"/>
+          <w:color w:val="auto"/>
+          <w:lang w:val="en-US"/>
+        </w:rPr>
+        <w:t>Fulfilled ad hoc data requests from supervisors by querying SQL databases and Power BI dashboards, delivering targeted datasets for risk analysis and decision-making.</w:t>
+      </w:r>
+    </w:p>
+    <w:p>
+      <w:pPr>
+        <w:spacing w:before="0" w:beforeAutospacing="off" w:after="0" w:afterAutospacing="off"/>
+        <w:jc w:val="center"/>
+        <w:rPr>
+          <w:rFonts w:ascii="Times New Roman" w:hAnsi="Times New Roman" w:eastAsia="Times New Roman" w:cs="Times New Roman"/>
+          <w:b w:val="1"/>
+          <w:bCs w:val="1"/>
+          <w:noProof w:val="0"/>
+          <w:color w:val="auto"/>
+          <w:sz w:val="24"/>
+          <w:szCs w:val="24"/>
+          <w:lang w:val="en-US"/>
+        </w:rPr>
+      </w:pPr>
+      <w:r>
+        <w:rPr>
+          <w:rFonts w:ascii="Times New Roman" w:hAnsi="Times New Roman" w:eastAsia="Times New Roman" w:cs="Times New Roman"/>
+          <w:b w:val="1"/>
+          <w:bCs w:val="1"/>
+          <w:noProof w:val="0"/>
+          <w:color w:val="auto"/>
+          <w:sz w:val="24"/>
+          <w:szCs w:val="24"/>
+          <w:lang w:val="en-US"/>
+        </w:rPr>
+        <w:t>PROJECTS</w:t>
+      </w:r>
+    </w:p>
+    <w:p>
+      <w:pPr>
+        <w:pStyle w:val="Normal"/>
+        <w:spacing w:before="0" w:beforeAutospacing="off" w:after="0" w:afterAutospacing="off"/>
+        <w:jc w:val="both"/>
+        <w:rPr>
+          <w:rFonts w:ascii="Times New Roman" w:hAnsi="Times New Roman" w:eastAsia="Times New Roman" w:cs="Times New Roman"/>
+          <w:noProof w:val="0"/>
+          <w:color w:val="auto"/>
+          <w:sz w:val="20"/>
+          <w:szCs w:val="20"/>
+          <w:lang w:val="en-US"/>
+        </w:rPr>
+      </w:pPr>
+      <w:r>
+        <w:rPr>
+          <w:rFonts w:ascii="Times New Roman" w:hAnsi="Times New Roman" w:eastAsia="Times New Roman" w:cs="Times New Roman"/>
+          <w:b w:val="1"/>
+          <w:bCs w:val="1"/>
+          <w:noProof w:val="0"/>
+          <w:color w:val="auto"/>
+          <w:sz w:val="20"/>
+          <w:szCs w:val="20"/>
+          <w:lang w:val="en-US"/>
+        </w:rPr>
+        <w:t>React Projects Portfolio</w:t>
+      </w:r>
+      <w:r>
+        <w:rPr>
+          <w:rFonts w:ascii="Times New Roman" w:hAnsi="Times New Roman" w:eastAsia="Times New Roman" w:cs="Times New Roman"/>
+          <w:noProof w:val="0"/>
+          <w:color w:val="auto"/>
+          <w:sz w:val="20"/>
+          <w:szCs w:val="20"/>
+          <w:lang w:val="en-US"/>
+        </w:rPr>
+        <w:t xml:space="preserve"> </w:t>
+      </w:r>
+    </w:p>
+    <w:p>
+      <w:pPr>
+        <w:pStyle w:val="Normal"/>
+        <w:spacing w:before="0" w:beforeAutospacing="off" w:after="0" w:afterAutospacing="off"/>
+        <w:ind w:right="-630"/>
+        <w:jc w:val="both"/>
+        <w:rPr>
+          <w:rFonts w:ascii="Times New Roman" w:hAnsi="Times New Roman" w:eastAsia="Times New Roman" w:cs="Times New Roman"/>
+          <w:noProof w:val="0"/>
+          <w:color w:val="auto"/>
+          <w:sz w:val="20"/>
+          <w:szCs w:val="20"/>
+          <w:lang w:val="en-US"/>
+        </w:rPr>
+      </w:pPr>
+      <w:r>
+        <w:rPr>
+          <w:rFonts w:ascii="Times New Roman" w:hAnsi="Times New Roman" w:eastAsia="Times New Roman" w:cs="Times New Roman"/>
+          <w:b w:val="1"/>
+          <w:bCs w:val="1"/>
+          <w:i w:val="1"/>
+          <w:iCs w:val="1"/>
+          <w:noProof w:val="0"/>
+          <w:color w:val="auto"/>
+          <w:sz w:val="20"/>
+          <w:szCs w:val="20"/>
+          <w:u w:val="single"/>
+          <w:lang w:val="en-US"/>
+        </w:rPr>
+        <w:t xml:space="preserve">React.js, Firebase, </w:t>
+      </w:r>
+      <w:r>
+        <w:rPr>
+          <w:rFonts w:ascii="Times New Roman" w:hAnsi="Times New Roman" w:eastAsia="Times New Roman" w:cs="Times New Roman"/>
+          <w:b w:val="1"/>
+          <w:bCs w:val="1"/>
+          <w:i w:val="1"/>
+          <w:iCs w:val="1"/>
+          <w:noProof w:val="0"/>
+          <w:color w:val="auto"/>
+          <w:sz w:val="20"/>
+          <w:szCs w:val="20"/>
+          <w:u w:val="single"/>
+          <w:lang w:val="en-US"/>
+        </w:rPr>
+        <w:t>Vercel</w:t>
+      </w:r>
+      <w:r>
+        <w:rPr>
+          <w:rFonts w:ascii="Times New Roman" w:hAnsi="Times New Roman" w:eastAsia="Times New Roman" w:cs="Times New Roman"/>
+          <w:b w:val="1"/>
+          <w:bCs w:val="1"/>
+          <w:i w:val="1"/>
+          <w:iCs w:val="1"/>
+          <w:noProof w:val="0"/>
+          <w:color w:val="auto"/>
+          <w:sz w:val="20"/>
+          <w:szCs w:val="20"/>
+          <w:u w:val="single"/>
+          <w:lang w:val="en-US"/>
+        </w:rPr>
+        <w:t>, Gemini API</w:t>
+      </w:r>
+      <w:r>
+        <w:tab/>
+      </w:r>
+      <w:r>
+        <w:tab/>
+      </w:r>
+      <w:r>
+        <w:tab/>
+      </w:r>
+      <w:r>
+        <w:tab/>
+      </w:r>
+      <w:r>
+        <w:tab/>
+      </w:r>
+      <w:r>
+        <w:tab/>
+      </w:r>
+      <w:r>
+        <w:tab/>
+      </w:r>
+      <w:r>
+        <w:tab/>
+      </w:r>
+      <w:r>
+        <w:rPr>
+          <w:rFonts w:ascii="Times New Roman" w:hAnsi="Times New Roman" w:eastAsia="Times New Roman" w:cs="Times New Roman"/>
+          <w:i w:val="1"/>
+          <w:iCs w:val="1"/>
+          <w:noProof w:val="0"/>
+          <w:color w:val="auto"/>
+          <w:sz w:val="20"/>
+          <w:szCs w:val="20"/>
+          <w:lang w:val="en-US"/>
+        </w:rPr>
+        <w:t xml:space="preserve">   </w:t>
+      </w:r>
+      <w:r>
+        <w:tab/>
+      </w:r>
+      <w:r>
+        <w:rPr>
+          <w:rFonts w:ascii="Times New Roman" w:hAnsi="Times New Roman" w:eastAsia="Times New Roman" w:cs="Times New Roman"/>
+          <w:i w:val="1"/>
+          <w:iCs w:val="1"/>
+          <w:noProof w:val="0"/>
+          <w:color w:val="auto"/>
+          <w:sz w:val="20"/>
+          <w:szCs w:val="20"/>
+          <w:lang w:val="en-US"/>
+        </w:rPr>
+        <w:t xml:space="preserve">  </w:t>
+      </w:r>
+      <w:r>
+        <w:rPr>
+          <w:rFonts w:ascii="Times New Roman" w:hAnsi="Times New Roman" w:eastAsia="Times New Roman" w:cs="Times New Roman"/>
+          <w:i w:val="1"/>
+          <w:iCs w:val="1"/>
+          <w:noProof w:val="0"/>
+          <w:color w:val="auto"/>
+          <w:sz w:val="20"/>
+          <w:szCs w:val="20"/>
+          <w:lang w:val="en-US"/>
+        </w:rPr>
+        <w:t>2025 - Present</w:t>
       </w:r>
     </w:p>
     <w:p>
@@ -1295,21 +1307,79 @@
         <w:pStyle w:val="ListParagraph"/>
         <w:numPr>
           <w:ilvl w:val="0"/>
-          <w:numId w:val="6"/>
+          <w:numId w:val="7"/>
         </w:numPr>
-        <w:rPr>
-          <w:rFonts w:ascii="Times New Roman" w:hAnsi="Times New Roman" w:eastAsia="Times New Roman" w:cs="Times New Roman"/>
-          <w:color w:val="auto"/>
-          <w:lang w:val="en-US"/>
-        </w:rPr>
-      </w:pPr>
-      <w:r>
-        <w:rPr>
-          <w:rFonts w:ascii="Times New Roman" w:hAnsi="Times New Roman" w:eastAsia="Times New Roman" w:cs="Times New Roman"/>
-          <w:color w:val="auto"/>
-          <w:lang w:val="en-US"/>
-        </w:rPr>
-        <w:t>Presented Power BI dashboard capabilities to the risk team, walking stakeholders through key metrics and reporting workflows to drive adoption and data literacy.</w:t>
+        <w:spacing w:before="0" w:beforeAutospacing="off" w:after="0" w:afterAutospacing="off"/>
+        <w:rPr>
+          <w:rFonts w:ascii="Times New Roman" w:hAnsi="Times New Roman" w:eastAsia="Times New Roman" w:cs="Times New Roman"/>
+          <w:noProof w:val="0"/>
+          <w:color w:val="auto"/>
+          <w:sz w:val="20"/>
+          <w:szCs w:val="20"/>
+          <w:lang w:val="en-US"/>
+        </w:rPr>
+      </w:pPr>
+      <w:r>
+        <w:rPr>
+          <w:rFonts w:ascii="Times New Roman" w:hAnsi="Times New Roman" w:eastAsia="Times New Roman" w:cs="Times New Roman"/>
+          <w:noProof w:val="0"/>
+          <w:color w:val="auto"/>
+          <w:sz w:val="20"/>
+          <w:szCs w:val="20"/>
+          <w:lang w:val="en-US"/>
+        </w:rPr>
+        <w:t>Built a real-time chat app with Google Sign-In, Firestore storage, and an AI chatbot using the Gemini API through Vercel serverless functions.</w:t>
+      </w:r>
+    </w:p>
+    <w:p>
+      <w:pPr>
+        <w:pStyle w:val="ListParagraph"/>
+        <w:numPr>
+          <w:ilvl w:val="0"/>
+          <w:numId w:val="7"/>
+        </w:numPr>
+        <w:spacing w:before="0" w:beforeAutospacing="off" w:after="240" w:afterAutospacing="off"/>
+        <w:rPr>
+          <w:rFonts w:ascii="Times New Roman" w:hAnsi="Times New Roman" w:eastAsia="Times New Roman" w:cs="Times New Roman"/>
+          <w:noProof w:val="0"/>
+          <w:color w:val="auto"/>
+          <w:sz w:val="20"/>
+          <w:szCs w:val="20"/>
+          <w:lang w:val="en-US"/>
+        </w:rPr>
+      </w:pPr>
+      <w:r>
+        <w:rPr>
+          <w:rFonts w:ascii="Times New Roman" w:hAnsi="Times New Roman" w:eastAsia="Times New Roman" w:cs="Times New Roman"/>
+          <w:noProof w:val="0"/>
+          <w:color w:val="auto"/>
+          <w:sz w:val="20"/>
+          <w:szCs w:val="20"/>
+          <w:lang w:val="en-US"/>
+        </w:rPr>
+        <w:t xml:space="preserve">Developed a camera-based photobooth using Web APIs, plus interactive React apps (quiz, collectible tracker, cafe menu) using </w:t>
+      </w:r>
+      <w:r>
+        <w:rPr>
+          <w:rFonts w:ascii="Times New Roman" w:hAnsi="Times New Roman" w:eastAsia="Times New Roman" w:cs="Times New Roman"/>
+          <w:noProof w:val="0"/>
+          <w:color w:val="auto"/>
+          <w:sz w:val="20"/>
+          <w:szCs w:val="20"/>
+          <w:lang w:val="en-US"/>
+        </w:rPr>
+        <w:t>component</w:t>
+      </w:r>
+      <w:r>
+        <w:rPr>
+          <w:rFonts w:ascii="Times New Roman" w:hAnsi="Times New Roman" w:eastAsia="Times New Roman" w:cs="Times New Roman"/>
+          <w:noProof w:val="0"/>
+          <w:color w:val="auto"/>
+          <w:sz w:val="20"/>
+          <w:szCs w:val="20"/>
+          <w:lang w:val="en-US"/>
+        </w:rPr>
+        <w:t xml:space="preserve"> architecture and state management.</w:t>
       </w:r>
     </w:p>
     <w:p>
@@ -1317,6 +1387,7 @@
         <w:shd w:val="clear" w:color="auto" w:fill="FFFFFF" w:themeFill="background1"/>
         <w:spacing w:after="0" w:line="276" w:lineRule="auto"/>
         <w:ind w:right="-720"/>
+        <w:jc w:val="center"/>
         <w:rPr>
           <w:rFonts w:ascii="Times New Roman" w:hAnsi="Times New Roman" w:eastAsia="Times New Roman" w:cs="Times New Roman"/>
           <w:b w:val="1"/>
@@ -1455,7 +1526,7 @@
     <w:p>
       <w:pPr>
         <w:shd w:val="clear" w:color="auto" w:fill="FFFFFF" w:themeFill="background1"/>
-        <w:spacing w:after="0" w:line="276" w:lineRule="auto"/>
+        <w:spacing w:after="240" w:afterAutospacing="off" w:line="276" w:lineRule="auto"/>
         <w:ind w:right="-720"/>
         <w:rPr>
           <w:rFonts w:ascii="Times New Roman" w:hAnsi="Times New Roman" w:eastAsia="Times New Roman" w:cs="Times New Roman"/>
@@ -1481,26 +1552,8 @@
     <w:p>
       <w:pPr>
         <w:shd w:val="clear" w:color="auto" w:fill="FFFFFF" w:themeFill="background1"/>
-        <w:spacing w:after="0" w:line="276" w:lineRule="auto"/>
+        <w:spacing w:after="0" w:afterAutospacing="off" w:line="276" w:lineRule="auto"/>
         <w:ind w:right="-720"/>
-        <w:rPr>
-          <w:rFonts w:ascii="Times New Roman" w:hAnsi="Times New Roman" w:eastAsia="Times New Roman" w:cs="Times New Roman"/>
-          <w:b w:val="0"/>
-          <w:bCs w:val="0"/>
-          <w:color w:val="auto"/>
-          <w:sz w:val="20"/>
-          <w:szCs w:val="20"/>
-        </w:rPr>
-      </w:pPr>
-    </w:p>
-    <w:p>
-      <w:pPr>
-        <w:pStyle w:val="Normal"/>
-        <w:suppressLineNumbers w:val="0"/>
-        <w:shd w:val="clear" w:color="auto" w:fill="FFFFFF" w:themeFill="background1"/>
-        <w:bidi w:val="0"/>
-        <w:spacing w:before="0" w:beforeAutospacing="off" w:after="0" w:afterAutospacing="off" w:line="276" w:lineRule="auto"/>
-        <w:ind w:left="0" w:right="-720"/>
         <w:jc w:val="center"/>
         <w:rPr>
           <w:rFonts w:ascii="Times New Roman" w:hAnsi="Times New Roman" w:eastAsia="Times New Roman" w:cs="Times New Roman"/>
@@ -1521,44 +1574,6 @@
           <w:szCs w:val="24"/>
         </w:rPr>
         <w:t>SKILLS</w:t>
-      </w:r>
-    </w:p>
-    <w:p>
-      <w:pPr>
-        <w:pStyle w:val="Normal"/>
-        <w:shd w:val="clear" w:color="auto" w:fill="FFFFFF" w:themeFill="background1"/>
-        <w:spacing w:after="240" w:afterAutospacing="off" w:line="276" w:lineRule="auto"/>
-        <w:ind w:right="-720"/>
-        <w:rPr>
-          <w:rFonts w:ascii="Times New Roman" w:hAnsi="Times New Roman" w:eastAsia="Times New Roman" w:cs="Times New Roman"/>
-          <w:b w:val="0"/>
-          <w:bCs w:val="0"/>
-          <w:color w:val="auto"/>
-          <w:sz w:val="20"/>
-          <w:szCs w:val="20"/>
-        </w:rPr>
-      </w:pPr>
-      <w:r>
-        <w:rPr>
-          <w:rFonts w:ascii="Times New Roman" w:hAnsi="Times New Roman" w:eastAsia="Times New Roman" w:cs="Times New Roman"/>
-          <w:b w:val="1"/>
-          <w:bCs w:val="1"/>
-          <w:color w:val="auto"/>
-          <w:sz w:val="20"/>
-          <w:szCs w:val="20"/>
-        </w:rPr>
-        <w:t>Key Skills</w:t>
-      </w:r>
-      <w:r>
-        <w:rPr>
-          <w:rFonts w:ascii="Times New Roman" w:hAnsi="Times New Roman" w:eastAsia="Times New Roman" w:cs="Times New Roman"/>
-          <w:b w:val="0"/>
-          <w:bCs w:val="0"/>
-          <w:color w:val="auto"/>
-          <w:sz w:val="20"/>
-          <w:szCs w:val="20"/>
-        </w:rPr>
-        <w:t>: Front-End Development | React.js | JavaScript | Agile / Scrum | Responsive &amp; Accessible Design | SDLC | Requirements &amp; User Stories | QA | Data Visualization | Technical Documentation |</w:t>
       </w:r>
     </w:p>
     <w:p>
@@ -1585,7 +1600,7 @@
           <w:sz w:val="20"/>
           <w:szCs w:val="20"/>
         </w:rPr>
-        <w:t>Technical Skills</w:t>
+        <w:t>Front-End &amp; Web:</w:t>
       </w:r>
       <w:r>
         <w:rPr>
@@ -1596,11 +1611,12 @@
           <w:sz w:val="20"/>
           <w:szCs w:val="20"/>
         </w:rPr>
-        <w:t>: Azure DevOps (ADO) | React.js | HTML / CSS / JavaScript | WordPress | Power Platform / Power Pages / Power Apps / Power Automate / Power BI | SQL / MySQL | Java | Python | Git / GitHub | JIRA | Figma | Microsoft 365 | Google Workspace</w:t>
+        <w:t xml:space="preserve"> React.js | JavaScript | HTML / CSS | WordPress | Figma</w:t>
       </w:r>
     </w:p>
     <w:p>
       <w:pPr>
+        <w:pStyle w:val="Normal"/>
         <w:shd w:val="clear" w:color="auto" w:fill="FFFFFF" w:themeFill="background1"/>
         <w:spacing w:after="0" w:line="276" w:lineRule="auto"/>
         <w:ind w:right="-720"/>
@@ -1611,8 +1627,253 @@
           <w:color w:val="auto"/>
           <w:sz w:val="20"/>
           <w:szCs w:val="20"/>
-        </w:rPr>
-      </w:pPr>
+          <w:lang w:val="en-US"/>
+        </w:rPr>
+      </w:pPr>
+      <w:r>
+        <w:rPr>
+          <w:rFonts w:ascii="Times New Roman" w:hAnsi="Times New Roman" w:eastAsia="Times New Roman" w:cs="Times New Roman"/>
+          <w:b w:val="1"/>
+          <w:bCs w:val="1"/>
+          <w:color w:val="auto"/>
+          <w:sz w:val="20"/>
+          <w:szCs w:val="20"/>
+          <w:lang w:val="en-US"/>
+        </w:rPr>
+        <w:t>Language</w:t>
+      </w:r>
+      <w:r>
+        <w:rPr>
+          <w:rFonts w:ascii="Times New Roman" w:hAnsi="Times New Roman" w:eastAsia="Times New Roman" w:cs="Times New Roman"/>
+          <w:b w:val="1"/>
+          <w:bCs w:val="1"/>
+          <w:color w:val="auto"/>
+          <w:sz w:val="20"/>
+          <w:szCs w:val="20"/>
+          <w:lang w:val="en-US"/>
+        </w:rPr>
+        <w:t xml:space="preserve"> &amp; Data:</w:t>
+      </w:r>
+      <w:r>
+        <w:rPr>
+          <w:rFonts w:ascii="Times New Roman" w:hAnsi="Times New Roman" w:eastAsia="Times New Roman" w:cs="Times New Roman"/>
+          <w:b w:val="0"/>
+          <w:bCs w:val="0"/>
+          <w:color w:val="auto"/>
+          <w:sz w:val="20"/>
+          <w:szCs w:val="20"/>
+          <w:lang w:val="en-US"/>
+        </w:rPr>
+        <w:t xml:space="preserve"> Python | Java | SQL / MySQL</w:t>
+      </w:r>
+    </w:p>
+    <w:p>
+      <w:pPr>
+        <w:pStyle w:val="Normal"/>
+        <w:shd w:val="clear" w:color="auto" w:fill="FFFFFF" w:themeFill="background1"/>
+        <w:spacing w:after="0" w:line="276" w:lineRule="auto"/>
+        <w:ind w:right="-720"/>
+        <w:rPr>
+          <w:rFonts w:ascii="Times New Roman" w:hAnsi="Times New Roman" w:eastAsia="Times New Roman" w:cs="Times New Roman"/>
+          <w:b w:val="0"/>
+          <w:bCs w:val="0"/>
+          <w:color w:val="auto"/>
+          <w:sz w:val="20"/>
+          <w:szCs w:val="20"/>
+        </w:rPr>
+      </w:pPr>
+      <w:r>
+        <w:rPr>
+          <w:rFonts w:ascii="Times New Roman" w:hAnsi="Times New Roman" w:eastAsia="Times New Roman" w:cs="Times New Roman"/>
+          <w:b w:val="1"/>
+          <w:bCs w:val="1"/>
+          <w:color w:val="auto"/>
+          <w:sz w:val="20"/>
+          <w:szCs w:val="20"/>
+        </w:rPr>
+        <w:t>Platforms &amp; Tools</w:t>
+      </w:r>
+      <w:r>
+        <w:rPr>
+          <w:rFonts w:ascii="Times New Roman" w:hAnsi="Times New Roman" w:eastAsia="Times New Roman" w:cs="Times New Roman"/>
+          <w:b w:val="1"/>
+          <w:bCs w:val="1"/>
+          <w:color w:val="auto"/>
+          <w:sz w:val="20"/>
+          <w:szCs w:val="20"/>
+        </w:rPr>
+        <w:t>:</w:t>
+      </w:r>
+      <w:r>
+        <w:rPr>
+          <w:rFonts w:ascii="Times New Roman" w:hAnsi="Times New Roman" w:eastAsia="Times New Roman" w:cs="Times New Roman"/>
+          <w:b w:val="0"/>
+          <w:bCs w:val="0"/>
+          <w:color w:val="auto"/>
+          <w:sz w:val="20"/>
+          <w:szCs w:val="20"/>
+        </w:rPr>
+        <w:t xml:space="preserve"> Power Platform (Power Apps, Power Pages, Power Automate) | Power BI</w:t>
+      </w:r>
+      <w:r>
+        <w:rPr>
+          <w:rFonts w:ascii="Times New Roman" w:hAnsi="Times New Roman" w:eastAsia="Times New Roman" w:cs="Times New Roman"/>
+          <w:b w:val="0"/>
+          <w:bCs w:val="0"/>
+          <w:color w:val="auto"/>
+          <w:sz w:val="20"/>
+          <w:szCs w:val="20"/>
+        </w:rPr>
+        <w:t xml:space="preserve"> | </w:t>
+      </w:r>
+      <w:r>
+        <w:rPr>
+          <w:rFonts w:ascii="Times New Roman" w:hAnsi="Times New Roman" w:eastAsia="Times New Roman" w:cs="Times New Roman"/>
+          <w:b w:val="0"/>
+          <w:bCs w:val="0"/>
+          <w:color w:val="auto"/>
+          <w:sz w:val="20"/>
+          <w:szCs w:val="20"/>
+        </w:rPr>
+        <w:t xml:space="preserve">Git / GitHub | Azure DevOps (ADO) | JIRA </w:t>
+      </w:r>
+    </w:p>
+    <w:p>
+      <w:pPr>
+        <w:pStyle w:val="Normal"/>
+        <w:shd w:val="clear" w:color="auto" w:fill="FFFFFF" w:themeFill="background1"/>
+        <w:spacing w:after="0" w:line="276" w:lineRule="auto"/>
+        <w:ind w:right="-720"/>
+        <w:rPr>
+          <w:rFonts w:ascii="Times New Roman" w:hAnsi="Times New Roman" w:eastAsia="Times New Roman" w:cs="Times New Roman"/>
+          <w:b w:val="0"/>
+          <w:bCs w:val="0"/>
+          <w:color w:val="auto"/>
+          <w:sz w:val="20"/>
+          <w:szCs w:val="20"/>
+          <w:lang w:val="en-US"/>
+        </w:rPr>
+      </w:pPr>
+      <w:r>
+        <w:rPr>
+          <w:rFonts w:ascii="Times New Roman" w:hAnsi="Times New Roman" w:eastAsia="Times New Roman" w:cs="Times New Roman"/>
+          <w:b w:val="1"/>
+          <w:bCs w:val="1"/>
+          <w:color w:val="auto"/>
+          <w:sz w:val="20"/>
+          <w:szCs w:val="20"/>
+          <w:lang w:val="en-US"/>
+        </w:rPr>
+        <w:t>Practices:</w:t>
+      </w:r>
+      <w:r>
+        <w:rPr>
+          <w:rFonts w:ascii="Times New Roman" w:hAnsi="Times New Roman" w:eastAsia="Times New Roman" w:cs="Times New Roman"/>
+          <w:b w:val="0"/>
+          <w:bCs w:val="0"/>
+          <w:color w:val="auto"/>
+          <w:sz w:val="20"/>
+          <w:szCs w:val="20"/>
+          <w:lang w:val="en-US"/>
+        </w:rPr>
+        <w:t xml:space="preserve"> </w:t>
+      </w:r>
+      <w:r>
+        <w:rPr>
+          <w:rFonts w:ascii="Times New Roman" w:hAnsi="Times New Roman" w:eastAsia="Times New Roman" w:cs="Times New Roman"/>
+          <w:b w:val="0"/>
+          <w:bCs w:val="0"/>
+          <w:color w:val="auto"/>
+          <w:sz w:val="20"/>
+          <w:szCs w:val="20"/>
+          <w:lang w:val="en-US"/>
+        </w:rPr>
+        <w:t>Agile/</w:t>
+      </w:r>
+      <w:r>
+        <w:rPr>
+          <w:rFonts w:ascii="Times New Roman" w:hAnsi="Times New Roman" w:eastAsia="Times New Roman" w:cs="Times New Roman"/>
+          <w:b w:val="0"/>
+          <w:bCs w:val="0"/>
+          <w:color w:val="auto"/>
+          <w:sz w:val="20"/>
+          <w:szCs w:val="20"/>
+          <w:lang w:val="en-US"/>
+        </w:rPr>
+        <w:t>Scrum</w:t>
+      </w:r>
+      <w:r>
+        <w:rPr>
+          <w:rFonts w:ascii="Times New Roman" w:hAnsi="Times New Roman" w:eastAsia="Times New Roman" w:cs="Times New Roman"/>
+          <w:b w:val="0"/>
+          <w:bCs w:val="0"/>
+          <w:color w:val="auto"/>
+          <w:sz w:val="20"/>
+          <w:szCs w:val="20"/>
+          <w:lang w:val="en-US"/>
+        </w:rPr>
+        <w:t xml:space="preserve"> | </w:t>
+      </w:r>
+      <w:r>
+        <w:rPr>
+          <w:rFonts w:ascii="Times New Roman" w:hAnsi="Times New Roman" w:eastAsia="Times New Roman" w:cs="Times New Roman"/>
+          <w:b w:val="0"/>
+          <w:bCs w:val="0"/>
+          <w:color w:val="auto"/>
+          <w:sz w:val="20"/>
+          <w:szCs w:val="20"/>
+          <w:lang w:val="en-US"/>
+        </w:rPr>
+        <w:t xml:space="preserve">Manual QA </w:t>
+      </w:r>
+      <w:r>
+        <w:rPr>
+          <w:rFonts w:ascii="Times New Roman" w:hAnsi="Times New Roman" w:eastAsia="Times New Roman" w:cs="Times New Roman"/>
+          <w:b w:val="0"/>
+          <w:bCs w:val="0"/>
+          <w:color w:val="auto"/>
+          <w:sz w:val="20"/>
+          <w:szCs w:val="20"/>
+          <w:lang w:val="en-US"/>
+        </w:rPr>
+        <w:t xml:space="preserve">&amp; </w:t>
+      </w:r>
+      <w:r>
+        <w:rPr>
+          <w:rFonts w:ascii="Times New Roman" w:hAnsi="Times New Roman" w:eastAsia="Times New Roman" w:cs="Times New Roman"/>
+          <w:b w:val="0"/>
+          <w:bCs w:val="0"/>
+          <w:color w:val="auto"/>
+          <w:sz w:val="20"/>
+          <w:szCs w:val="20"/>
+          <w:lang w:val="en-US"/>
+        </w:rPr>
+        <w:t xml:space="preserve">Test Case Design </w:t>
+      </w:r>
+      <w:r>
+        <w:rPr>
+          <w:rFonts w:ascii="Times New Roman" w:hAnsi="Times New Roman" w:eastAsia="Times New Roman" w:cs="Times New Roman"/>
+          <w:b w:val="0"/>
+          <w:bCs w:val="0"/>
+          <w:color w:val="auto"/>
+          <w:sz w:val="20"/>
+          <w:szCs w:val="20"/>
+          <w:lang w:val="en-US"/>
+        </w:rPr>
+        <w:t>|</w:t>
+      </w:r>
+      <w:r>
+        <w:rPr>
+          <w:rFonts w:ascii="Times New Roman" w:hAnsi="Times New Roman" w:eastAsia="Times New Roman" w:cs="Times New Roman"/>
+          <w:b w:val="0"/>
+          <w:bCs w:val="0"/>
+          <w:color w:val="auto"/>
+          <w:sz w:val="20"/>
+          <w:szCs w:val="20"/>
+          <w:lang w:val="en-US"/>
+        </w:rPr>
+        <w:t xml:space="preserve"> Defect Logging</w:t>
+      </w:r>
     </w:p>
     <w:sectPr>
       <w:pgSz w:w="12240" w:h="15840" w:orient="portrait"/>
@@ -1628,11 +1889,17 @@
 <file path=word/intelligence2.xml><?xml version="1.0" encoding="utf-8"?>
 <int2:intelligence xmlns:int2="http://schemas.microsoft.com/office/intelligence/2020/intelligence">
   <int2:observations>
+    <int2:textHash int2:hashCode="WH9OKUYtmPbTqA" int2:id="UeUQQDmW">
+      <int2:state int2:type="spell" int2:value="Rejected"/>
+    </int2:textHash>
+    <int2:textHash int2:hashCode="n4Umqx1ru2HVwn" int2:id="JrxF7KiT">
+      <int2:state int2:type="spell" int2:value="Rejected"/>
+    </int2:textHash>
     <int2:textHash int2:hashCode="uhv+YgJmqq5wY3" int2:id="i5bzvE29">
       <int2:state int2:type="spell" int2:value="Rejected"/>
     </int2:textHash>
-    <int2:bookmark int2:bookmarkName="_Int_LHo69XEa" int2:invalidationBookmarkName="" int2:hashCode="a/vezYU2h02Oud" int2:id="gQhTbSDS">
-      <int2:state int2:type="gram" int2:value="Rejected"/>
+    <int2:bookmark int2:bookmarkName="_Int_Sly3APc4" int2:invalidationBookmarkName="" int2:hashCode="csj3W2JXL1myG9" int2:id="593kHI2J">
+      <int2:state int2:type="style" int2:value="Rejected"/>
     </int2:bookmark>
   </int2:observations>
   <int2:intelligenceSettings/>
@@ -1641,6 +1908,203 @@
 
 <file path=word/numbering.xml><?xml version="1.0" encoding="utf-8"?>
 <w:numbering xmlns:wpc="http://schemas.microsoft.com/office/word/2010/wordprocessingCanvas" xmlns:cx="http://schemas.microsoft.com/office/drawing/2014/chartex" xmlns:cx1="http://schemas.microsoft.com/office/drawing/2015/9/8/chartex" xmlns:cx2="http://schemas.microsoft.com/office/drawing/2015/10/21/chartex" xmlns:cx3="http://schemas.microsoft.com/office/drawing/2016/5/9/chartex" xmlns:cx4="http://schemas.microsoft.com/office/drawing/2016/5/10/chartex" xmlns:cx5="http://schemas.microsoft.com/office/drawing/2016/5/11/chartex" xmlns:cx6="http://schemas.microsoft.com/office/drawing/2016/5/12/chartex" xmlns:cx7="http://schemas.microsoft.com/office/drawing/2016/5/13/chartex" xmlns:cx8="http://schemas.microsoft.com/office/drawing/2016/5/14/chartex" xmlns:mc="http://schemas.openxmlformats.org/markup-compatibility/2006" xmlns:aink="http://schemas.microsoft.com/office/drawing/2016/ink" xmlns:am3d="http://schemas.microsoft.com/office/drawing/2017/model3d" xmlns:o="urn:schemas-microsoft-com:office:office" xmlns:oel="http://schemas.microsoft.com/office/2019/extlst" xmlns:r="http://schemas.openxmlformats.org/officeDocument/2006/relationships" xmlns:m="http://schemas.openxmlformats.org/officeDocument/2006/math" xmlns:v="urn:schemas-microsoft-com:vml" xmlns:wp14="http://schemas.microsoft.com/office/word/2010/wordprocessingDrawing" xmlns:wp="http://schemas.openxmlformats.org/drawingml/2006/wordprocessingDrawing" xmlns:w10="urn:schemas-microsoft-com:office:word" xmlns:w="http://schemas.openxmlformats.org/wordprocessingml/2006/main" xmlns:w14="http://schemas.microsoft.com/office/word/2010/wordml" xmlns:w15="http://schemas.microsoft.com/office/word/2012/wordml" xmlns:w16cex="http://schemas.microsoft.com/office/word/2018/wordml/cex" xmlns:w16cid="http://schemas.microsoft.com/office/word/2016/wordml/cid" xmlns:w16="http://schemas.microsoft.com/office/word/2018/wordml" xmlns:w16du="http://schemas.microsoft.com/office/word/2023/wordml/word16du" xmlns:w16sdtdh="http://schemas.microsoft.com/office/word/2020/wordml/sdtdatahash" xmlns:w16sdtfl="http://schemas.microsoft.com/office/word/2024/wordml/sdtformatlock" xmlns:w16se="http://schemas.microsoft.com/office/word/2015/wordml/symex" xmlns:wpg="http://schemas.microsoft.com/office/word/2010/wordprocessingGroup" xmlns:wpi="http://schemas.microsoft.com/office/word/2010/wordprocessingInk" xmlns:wne="http://schemas.microsoft.com/office/word/2006/wordml" xmlns:wps="http://schemas.microsoft.com/office/word/2010/wordprocessingShape" mc:Ignorable="w14 w15 w16se w16cid w16 w16cex w16sdtdh w16sdtfl w16du wp14">
+  <w:abstractNum xmlns:w="http://schemas.openxmlformats.org/wordprocessingml/2006/main" w:abstractNumId="7">
+    <w:nsid w:val="17917a62"/>
+    <w:multiLevelType xmlns:w="http://schemas.openxmlformats.org/wordprocessingml/2006/main" w:val="hybridMultilevel"/>
+    <w:lvl xmlns:w="http://schemas.openxmlformats.org/wordprocessingml/2006/main" w:ilvl="0">
+      <w:start w:val="1"/>
+      <w:numFmt w:val="decimal"/>
+      <w:lvlText w:val="%1."/>
+      <w:lvlJc w:val="left"/>
+      <w:pPr>
+        <w:ind w:left="720" w:hanging="360"/>
+      </w:pPr>
+    </w:lvl>
+    <w:lvl xmlns:w="http://schemas.openxmlformats.org/wordprocessingml/2006/main" w:ilvl="1">
+      <w:start w:val="1"/>
+      <w:numFmt w:val="lowerLetter"/>
+      <w:lvlText w:val="%2."/>
+      <w:lvlJc w:val="left"/>
+      <w:pPr>
+        <w:ind w:left="1440" w:hanging="360"/>
+      </w:pPr>
+    </w:lvl>
+    <w:lvl xmlns:w="http://schemas.openxmlformats.org/wordprocessingml/2006/main" w:ilvl="2">
+      <w:start w:val="1"/>
+      <w:numFmt w:val="lowerRoman"/>
+      <w:lvlText w:val="%3."/>
+      <w:lvlJc w:val="right"/>
+      <w:pPr>
+        <w:ind w:left="2160" w:hanging="180"/>
+      </w:pPr>
+    </w:lvl>
+    <w:lvl xmlns:w="http://schemas.openxmlformats.org/wordprocessingml/2006/main" w:ilvl="3">
+      <w:start w:val="1"/>
+      <w:numFmt w:val="decimal"/>
+      <w:lvlText w:val="%4."/>
+      <w:lvlJc w:val="left"/>
+      <w:pPr>
+        <w:ind w:left="2880" w:hanging="360"/>
+      </w:pPr>
+    </w:lvl>
+    <w:lvl xmlns:w="http://schemas.openxmlformats.org/wordprocessingml/2006/main" w:ilvl="4">
+      <w:start w:val="1"/>
+      <w:numFmt w:val="lowerLetter"/>
+      <w:lvlText w:val="%5."/>
+      <w:lvlJc w:val="left"/>
+      <w:pPr>
+        <w:ind w:left="3600" w:hanging="360"/>
+      </w:pPr>
+    </w:lvl>
+    <w:lvl xmlns:w="http://schemas.openxmlformats.org/wordprocessingml/2006/main" w:ilvl="5">
+      <w:start w:val="1"/>
+      <w:numFmt w:val="lowerRoman"/>
+      <w:lvlText w:val="%6."/>
+      <w:lvlJc w:val="right"/>
+      <w:pPr>
+        <w:ind w:left="4320" w:hanging="180"/>
+      </w:pPr>
+    </w:lvl>
+    <w:lvl xmlns:w="http://schemas.openxmlformats.org/wordprocessingml/2006/main" w:ilvl="6">
+      <w:start w:val="1"/>
+      <w:numFmt w:val="decimal"/>
+      <w:lvlText w:val="%7."/>
+      <w:lvlJc w:val="left"/>
+      <w:pPr>
+        <w:ind w:left="5040" w:hanging="360"/>
+      </w:pPr>
+    </w:lvl>
+    <w:lvl xmlns:w="http://schemas.openxmlformats.org/wordprocessingml/2006/main" w:ilvl="7">
+      <w:start w:val="1"/>
+      <w:numFmt w:val="lowerLetter"/>
+      <w:lvlText w:val="%8."/>
+      <w:lvlJc w:val="left"/>
+      <w:pPr>
+        <w:ind w:left="5760" w:hanging="360"/>
+      </w:pPr>
+    </w:lvl>
+    <w:lvl xmlns:w="http://schemas.openxmlformats.org/wordprocessingml/2006/main" w:ilvl="8">
+      <w:start w:val="1"/>
+      <w:numFmt w:val="lowerRoman"/>
+      <w:lvlText w:val="%9."/>
+      <w:lvlJc w:val="right"/>
+      <w:pPr>
+        <w:ind w:left="6480" w:hanging="180"/>
+      </w:pPr>
+    </w:lvl>
+  </w:abstractNum>
+  <w:abstractNum xmlns:w="http://schemas.openxmlformats.org/wordprocessingml/2006/main" w:abstractNumId="6">
+    <w:nsid w:val="635c078f"/>
+    <w:multiLevelType xmlns:w="http://schemas.openxmlformats.org/wordprocessingml/2006/main" w:val="hybridMultilevel"/>
+    <w:lvl xmlns:w="http://schemas.openxmlformats.org/wordprocessingml/2006/main" w:ilvl="0">
+      <w:start w:val="1"/>
+      <w:numFmt w:val="bullet"/>
+      <w:lvlText w:val=""/>
+      <w:lvlJc w:val="left"/>
+      <w:pPr>
+        <w:ind w:left="720" w:hanging="360"/>
+      </w:pPr>
+      <w:rPr>
+        <w:rFonts w:hint="default" w:ascii="Symbol" w:hAnsi="Symbol"/>
+      </w:rPr>
+    </w:lvl>
+    <w:lvl xmlns:w="http://schemas.openxmlformats.org/wordprocessingml/2006/main" w:ilvl="1">
+      <w:start w:val="1"/>
+      <w:numFmt w:val="bullet"/>
+      <w:lvlText w:val="o"/>
+      <w:lvlJc w:val="left"/>
+      <w:pPr>
+        <w:ind w:left="1440" w:hanging="360"/>
+      </w:pPr>
+      <w:rPr>
+        <w:rFonts w:hint="default" w:ascii="Courier New" w:hAnsi="Courier New"/>
+      </w:rPr>
+    </w:lvl>
+    <w:lvl xmlns:w="http://schemas.openxmlformats.org/wordprocessingml/2006/main" w:ilvl="2">
+      <w:start w:val="1"/>
+      <w:numFmt w:val="bullet"/>
+      <w:lvlText w:val=""/>
+      <w:lvlJc w:val="left"/>
+      <w:pPr>
+        <w:ind w:left="2160" w:hanging="360"/>
+      </w:pPr>
+      <w:rPr>
+        <w:rFonts w:hint="default" w:ascii="Wingdings" w:hAnsi="Wingdings"/>
+      </w:rPr>
+    </w:lvl>
+    <w:lvl xmlns:w="http://schemas.openxmlformats.org/wordprocessingml/2006/main" w:ilvl="3">
+      <w:start w:val="1"/>
+      <w:numFmt w:val="bullet"/>
+      <w:lvlText w:val=""/>
+      <w:lvlJc w:val="left"/>
+      <w:pPr>
+        <w:ind w:left="2880" w:hanging="360"/>
+      </w:pPr>
+      <w:rPr>
+        <w:rFonts w:hint="default" w:ascii="Symbol" w:hAnsi="Symbol"/>
+      </w:rPr>
+    </w:lvl>
+    <w:lvl xmlns:w="http://schemas.openxmlformats.org/wordprocessingml/2006/main" w:ilvl="4">
+      <w:start w:val="1"/>
+      <w:numFmt w:val="bullet"/>
+      <w:lvlText w:val="o"/>
+      <w:lvlJc w:val="left"/>
+      <w:pPr>
+        <w:ind w:left="3600" w:hanging="360"/>
+      </w:pPr>
+      <w:rPr>
+        <w:rFonts w:hint="default" w:ascii="Courier New" w:hAnsi="Courier New"/>
+      </w:rPr>
+    </w:lvl>
+    <w:lvl xmlns:w="http://schemas.openxmlformats.org/wordprocessingml/2006/main" w:ilvl="5">
+      <w:start w:val="1"/>
+      <w:numFmt w:val="bullet"/>
+      <w:lvlText w:val=""/>
+      <w:lvlJc w:val="left"/>
+      <w:pPr>
+        <w:ind w:left="4320" w:hanging="360"/>
+      </w:pPr>
+      <w:rPr>
+        <w:rFonts w:hint="default" w:ascii="Wingdings" w:hAnsi="Wingdings"/>
+      </w:rPr>
+    </w:lvl>
+    <w:lvl xmlns:w="http://schemas.openxmlformats.org/wordprocessingml/2006/main" w:ilvl="6">
+      <w:start w:val="1"/>
+      <w:numFmt w:val="bullet"/>
+      <w:lvlText w:val=""/>
+      <w:lvlJc w:val="left"/>
+      <w:pPr>
+        <w:ind w:left="5040" w:hanging="360"/>
+      </w:pPr>
+      <w:rPr>
+        <w:rFonts w:hint="default" w:ascii="Symbol" w:hAnsi="Symbol"/>
+      </w:rPr>
+    </w:lvl>
+    <w:lvl xmlns:w="http://schemas.openxmlformats.org/wordprocessingml/2006/main" w:ilvl="7">
+      <w:start w:val="1"/>
+      <w:numFmt w:val="bullet"/>
+      <w:lvlText w:val="o"/>
+      <w:lvlJc w:val="left"/>
+      <w:pPr>
+        <w:ind w:left="5760" w:hanging="360"/>
+      </w:pPr>
+      <w:rPr>
+        <w:rFonts w:hint="default" w:ascii="Courier New" w:hAnsi="Courier New"/>
+      </w:rPr>
+    </w:lvl>
+    <w:lvl xmlns:w="http://schemas.openxmlformats.org/wordprocessingml/2006/main" w:ilvl="8">
+      <w:start w:val="1"/>
+      <w:numFmt w:val="bullet"/>
+      <w:lvlText w:val=""/>
+      <w:lvlJc w:val="left"/>
+      <w:pPr>
+        <w:ind w:left="6480" w:hanging="360"/>
+      </w:pPr>
+      <w:rPr>
+        <w:rFonts w:hint="default" w:ascii="Wingdings" w:hAnsi="Wingdings"/>
+      </w:rPr>
+    </w:lvl>
+  </w:abstractNum>
   <w:abstractNum xmlns:w="http://schemas.openxmlformats.org/wordprocessingml/2006/main" w:abstractNumId="5">
     <w:nsid w:val="359f0b8e"/>
     <w:multiLevelType xmlns:w="http://schemas.openxmlformats.org/wordprocessingml/2006/main" w:val="hybridMultilevel"/>
@@ -2319,6 +2783,12 @@
       </w:rPr>
     </w:lvl>
   </w:abstractNum>
+  <w:num w:numId="8">
+    <w:abstractNumId w:val="7"/>
+  </w:num>
+  <w:num w:numId="7">
+    <w:abstractNumId w:val="6"/>
+  </w:num>
   <w:num w:numId="6">
     <w:abstractNumId w:val="5"/>
   </w:num>
